--- a/docs/Console Output for Description.docx
+++ b/docs/Console Output for Description.docx
@@ -6040,6 +6040,742 @@
       </w:r>
     </w:p>
     <w:p/>
+    <w:p/>
+    <w:p/>
+    <w:p>
+      <w:pPr>
+        <w:rPr>
+          <w:b/>
+          <w:bCs/>
+        </w:rPr>
+      </w:pPr>
+      <w:r>
+        <w:rPr>
+          <w:rFonts w:ascii="Segoe UI Emoji" w:hAnsi="Segoe UI Emoji" w:cs="Segoe UI Emoji"/>
+          <w:b/>
+          <w:bCs/>
+        </w:rPr>
+        <w:t>⭐</w:t>
+      </w:r>
+      <w:r>
+        <w:rPr>
+          <w:b/>
+          <w:bCs/>
+        </w:rPr>
+        <w:t xml:space="preserve"> If you want Rhino Host Status to work on Cloud</w:t>
+      </w:r>
+    </w:p>
+    <w:p>
+      <w:r>
+        <w:t>You must expose your Windows RAM API to the internet using:</w:t>
+      </w:r>
+    </w:p>
+    <w:p>
+      <w:pPr>
+        <w:numPr>
+          <w:ilvl w:val="0"/>
+          <w:numId w:val="9"/>
+        </w:numPr>
+      </w:pPr>
+      <w:r>
+        <w:rPr>
+          <w:b/>
+          <w:bCs/>
+        </w:rPr>
+        <w:t>Cloudflare Tunnel</w:t>
+      </w:r>
+      <w:r>
+        <w:t xml:space="preserve"> or</w:t>
+      </w:r>
+    </w:p>
+    <w:p>
+      <w:pPr>
+        <w:numPr>
+          <w:ilvl w:val="0"/>
+          <w:numId w:val="9"/>
+        </w:numPr>
+      </w:pPr>
+      <w:r>
+        <w:rPr>
+          <w:b/>
+          <w:bCs/>
+        </w:rPr>
+        <w:t>ngrok</w:t>
+      </w:r>
+    </w:p>
+    <w:p>
+      <w:r>
+        <w:t>Then your cloud dashboard will call:</w:t>
+      </w:r>
+    </w:p>
+    <w:p>
+      <w:r>
+        <w:t>Code</w:t>
+      </w:r>
+    </w:p>
+    <w:p>
+      <w:r>
+        <w:t>https://your-public-tunnel-url/ram</w:t>
+      </w:r>
+    </w:p>
+    <w:p>
+      <w:r>
+        <w:t>Instead of:</w:t>
+      </w:r>
+    </w:p>
+    <w:p>
+      <w:r>
+        <w:t>Code</w:t>
+      </w:r>
+    </w:p>
+    <w:p>
+      <w:r>
+        <w:t>http://192.168.1.2:5055/ram</w:t>
+      </w:r>
+    </w:p>
+    <w:p>
+      <w:r>
+        <w:t>If you want this, choose:</w:t>
+      </w:r>
+    </w:p>
+    <w:p>
+      <w:pPr>
+        <w:rPr>
+          <w:b/>
+          <w:bCs/>
+        </w:rPr>
+      </w:pPr>
+      <w:r>
+        <w:rPr>
+          <w:b/>
+          <w:bCs/>
+        </w:rPr>
+        <w:t>Expose Windows RAM API via Cloudflare Tunnel</w:t>
+      </w:r>
+    </w:p>
+    <w:p>
+      <w:pPr>
+        <w:rPr>
+          <w:b/>
+          <w:bCs/>
+        </w:rPr>
+      </w:pPr>
+      <w:r>
+        <w:rPr>
+          <w:rFonts w:ascii="Segoe UI Emoji" w:hAnsi="Segoe UI Emoji" w:cs="Segoe UI Emoji"/>
+          <w:b/>
+          <w:bCs/>
+        </w:rPr>
+        <w:t>⭐</w:t>
+      </w:r>
+      <w:r>
+        <w:rPr>
+          <w:b/>
+          <w:bCs/>
+        </w:rPr>
+        <w:t xml:space="preserve"> If you want to keep Rhino Host Status only on local dashboard</w:t>
+      </w:r>
+    </w:p>
+    <w:p>
+      <w:r>
+        <w:lastRenderedPageBreak/>
+        <w:t xml:space="preserve">Then your system is already </w:t>
+      </w:r>
+      <w:r>
+        <w:rPr>
+          <w:b/>
+          <w:bCs/>
+        </w:rPr>
+        <w:t>perfect</w:t>
+      </w:r>
+      <w:r>
+        <w:t>.</w:t>
+      </w:r>
+    </w:p>
+    <w:p>
+      <w:r>
+        <w:t>Choose:</w:t>
+      </w:r>
+    </w:p>
+    <w:p>
+      <w:pPr>
+        <w:rPr>
+          <w:b/>
+          <w:bCs/>
+        </w:rPr>
+      </w:pPr>
+      <w:r>
+        <w:rPr>
+          <w:b/>
+          <w:bCs/>
+        </w:rPr>
+        <w:t>Keep Rhino Host Monitoring Local Only</w:t>
+      </w:r>
+    </w:p>
+    <w:p>
+      <w:r>
+        <w:t>Tell me which direction you want, and I’ll implement the next step.</w:t>
+      </w:r>
+    </w:p>
+    <w:p>
+      <w:r>
+        <w:t>Expose Windows RAM API via Cloudflare Tunnel is safe</w:t>
+      </w:r>
+    </w:p>
+    <w:p>
+      <w:r>
+        <w:t>See my thinking</w:t>
+      </w:r>
+    </w:p>
+    <w:p>
+      <w:r>
+        <w:t>You’re right—done properly, exposing the Windows RAM API via Cloudflare Tunnel is safe and solid.</w:t>
+      </w:r>
+    </w:p>
+    <w:p>
+      <w:r>
+        <w:t>Here’s the clean, minimal path to get this working.</w:t>
+      </w:r>
+    </w:p>
+    <w:p>
+      <w:pPr>
+        <w:rPr>
+          <w:b/>
+          <w:bCs/>
+        </w:rPr>
+      </w:pPr>
+      <w:r>
+        <w:rPr>
+          <w:b/>
+          <w:bCs/>
+        </w:rPr>
+        <w:t>1. Make sure your Windows RAM API is running</w:t>
+      </w:r>
+    </w:p>
+    <w:p>
+      <w:r>
+        <w:t>win_ram_api.py on Rhino:</w:t>
+      </w:r>
+    </w:p>
+    <w:p>
+      <w:r>
+        <w:t>python</w:t>
+      </w:r>
+    </w:p>
+    <w:p>
+      <w:r>
+        <w:t>import psutil</w:t>
+      </w:r>
+    </w:p>
+    <w:p>
+      <w:r>
+        <w:t>from flask import Flask, jsonify</w:t>
+      </w:r>
+    </w:p>
+    <w:p/>
+    <w:p>
+      <w:r>
+        <w:t>app = Flask(__name__)</w:t>
+      </w:r>
+    </w:p>
+    <w:p/>
+    <w:p>
+      <w:r>
+        <w:t>@app.get("/ram")</w:t>
+      </w:r>
+    </w:p>
+    <w:p>
+      <w:r>
+        <w:t>def ram():</w:t>
+      </w:r>
+    </w:p>
+    <w:p>
+      <w:r>
+        <w:t xml:space="preserve">    mem = psutil.virtual_memory()</w:t>
+      </w:r>
+    </w:p>
+    <w:p>
+      <w:r>
+        <w:t xml:space="preserve">    total_gb = mem.total / 1024**3</w:t>
+      </w:r>
+    </w:p>
+    <w:p>
+      <w:r>
+        <w:t xml:space="preserve">    used_gb = mem.used / 1024**3</w:t>
+      </w:r>
+    </w:p>
+    <w:p>
+      <w:r>
+        <w:t xml:space="preserve">    free_gb = mem.available / 1024**3</w:t>
+      </w:r>
+    </w:p>
+    <w:p/>
+    <w:p>
+      <w:r>
+        <w:t xml:space="preserve">    return jsonify({</w:t>
+      </w:r>
+    </w:p>
+    <w:p>
+      <w:r>
+        <w:t xml:space="preserve">        "total_gb": round(total_gb, 2),</w:t>
+      </w:r>
+    </w:p>
+    <w:p>
+      <w:r>
+        <w:lastRenderedPageBreak/>
+        <w:t xml:space="preserve">        "used_gb": round(used_gb, 2),</w:t>
+      </w:r>
+    </w:p>
+    <w:p>
+      <w:r>
+        <w:t xml:space="preserve">        "free_gb": round(free_gb, 2),</w:t>
+      </w:r>
+    </w:p>
+    <w:p>
+      <w:r>
+        <w:t xml:space="preserve">    })</w:t>
+      </w:r>
+    </w:p>
+    <w:p/>
+    <w:p>
+      <w:r>
+        <w:t>if __name__ == "__main__":</w:t>
+      </w:r>
+    </w:p>
+    <w:p>
+      <w:r>
+        <w:t xml:space="preserve">    app.run(host="0.0.0.0", port=5055)</w:t>
+      </w:r>
+    </w:p>
+    <w:p>
+      <w:r>
+        <w:t>Run it on Rhino:</w:t>
+      </w:r>
+    </w:p>
+    <w:p>
+      <w:r>
+        <w:t>powershell</w:t>
+      </w:r>
+    </w:p>
+    <w:p>
+      <w:r>
+        <w:t>python win_ram_api.py</w:t>
+      </w:r>
+    </w:p>
+    <w:p>
+      <w:pPr>
+        <w:rPr>
+          <w:b/>
+          <w:bCs/>
+        </w:rPr>
+      </w:pPr>
+      <w:r>
+        <w:rPr>
+          <w:b/>
+          <w:bCs/>
+        </w:rPr>
+        <w:t>2. Install and log in to Cloudflare Tunnel on Rhino</w:t>
+      </w:r>
+    </w:p>
+    <w:p>
+      <w:pPr>
+        <w:numPr>
+          <w:ilvl w:val="0"/>
+          <w:numId w:val="10"/>
+        </w:numPr>
+      </w:pPr>
+      <w:r>
+        <w:t>Install cloudflared (Windows installer).</w:t>
+      </w:r>
+    </w:p>
+    <w:p>
+      <w:pPr>
+        <w:numPr>
+          <w:ilvl w:val="0"/>
+          <w:numId w:val="10"/>
+        </w:numPr>
+      </w:pPr>
+      <w:r>
+        <w:t>In PowerShell:</w:t>
+      </w:r>
+    </w:p>
+    <w:p>
+      <w:r>
+        <w:t>powershell</w:t>
+      </w:r>
+    </w:p>
+    <w:p>
+      <w:r>
+        <w:t>cloudflared tunnel login</w:t>
+      </w:r>
+    </w:p>
+    <w:p>
+      <w:r>
+        <w:t>This opens a browser → log into your Cloudflare account → pick your domain.</w:t>
+      </w:r>
+    </w:p>
+    <w:p>
+      <w:pPr>
+        <w:rPr>
+          <w:b/>
+          <w:bCs/>
+        </w:rPr>
+      </w:pPr>
+      <w:r>
+        <w:rPr>
+          <w:b/>
+          <w:bCs/>
+        </w:rPr>
+        <w:t>3. Create a named tunnel for the RAM API</w:t>
+      </w:r>
+    </w:p>
+    <w:p>
+      <w:r>
+        <w:t>powershell</w:t>
+      </w:r>
+    </w:p>
+    <w:p>
+      <w:r>
+        <w:t>cloudflared tunnel create rhino-ram-api</w:t>
+      </w:r>
+    </w:p>
+    <w:p>
+      <w:r>
+        <w:t>This gives you a tunnel ID and creates a config file directory.</w:t>
+      </w:r>
+    </w:p>
+    <w:p>
+      <w:pPr>
+        <w:rPr>
+          <w:b/>
+          <w:bCs/>
+        </w:rPr>
+      </w:pPr>
+      <w:r>
+        <w:rPr>
+          <w:b/>
+          <w:bCs/>
+        </w:rPr>
+        <w:t>4. Configure the tunnel to forward to your Flask app</w:t>
+      </w:r>
+    </w:p>
+    <w:p>
+      <w:r>
+        <w:t>Create/edit config.yml for the tunnel (usually in the .cloudflared folder):</w:t>
+      </w:r>
+    </w:p>
+    <w:p>
+      <w:r>
+        <w:t>yaml</w:t>
+      </w:r>
+    </w:p>
+    <w:p>
+      <w:r>
+        <w:t>tunnel: rhino-ram-api</w:t>
+      </w:r>
+    </w:p>
+    <w:p>
+      <w:r>
+        <w:t>credentials-file: C:\Users\YOUR_USER\.cloudflared\rhino-ram-api.json</w:t>
+      </w:r>
+    </w:p>
+    <w:p/>
+    <w:p>
+      <w:r>
+        <w:t>ingress:</w:t>
+      </w:r>
+    </w:p>
+    <w:p>
+      <w:r>
+        <w:lastRenderedPageBreak/>
+        <w:t xml:space="preserve">  - hostname: rhino-ram.YOUR_DOMAIN.com</w:t>
+      </w:r>
+    </w:p>
+    <w:p>
+      <w:r>
+        <w:t xml:space="preserve">    service: http://localhost:5055</w:t>
+      </w:r>
+    </w:p>
+    <w:p>
+      <w:r>
+        <w:t xml:space="preserve">  - service: http_status:404</w:t>
+      </w:r>
+    </w:p>
+    <w:p>
+      <w:r>
+        <w:t>Replace:</w:t>
+      </w:r>
+    </w:p>
+    <w:p>
+      <w:pPr>
+        <w:numPr>
+          <w:ilvl w:val="0"/>
+          <w:numId w:val="11"/>
+        </w:numPr>
+      </w:pPr>
+      <w:r>
+        <w:t>YOUR_USER with your Windows username</w:t>
+      </w:r>
+    </w:p>
+    <w:p>
+      <w:pPr>
+        <w:numPr>
+          <w:ilvl w:val="0"/>
+          <w:numId w:val="11"/>
+        </w:numPr>
+      </w:pPr>
+      <w:r>
+        <w:t>YOUR_DOMAIN.com with your Cloudflare-managed domain</w:t>
+      </w:r>
+    </w:p>
+    <w:p>
+      <w:pPr>
+        <w:numPr>
+          <w:ilvl w:val="0"/>
+          <w:numId w:val="11"/>
+        </w:numPr>
+      </w:pPr>
+      <w:r>
+        <w:t>rhino-ram with whatever subdomain you like</w:t>
+      </w:r>
+    </w:p>
+    <w:p>
+      <w:pPr>
+        <w:rPr>
+          <w:b/>
+          <w:bCs/>
+        </w:rPr>
+      </w:pPr>
+      <w:r>
+        <w:rPr>
+          <w:b/>
+          <w:bCs/>
+        </w:rPr>
+        <w:t>5. Run the tunnel</w:t>
+      </w:r>
+    </w:p>
+    <w:p>
+      <w:r>
+        <w:t>powershell</w:t>
+      </w:r>
+    </w:p>
+    <w:p>
+      <w:r>
+        <w:t>cloudflared tunnel run rhino-ram-api</w:t>
+      </w:r>
+    </w:p>
+    <w:p>
+      <w:r>
+        <w:t>Now your Windows RAM API is reachable at:</w:t>
+      </w:r>
+    </w:p>
+    <w:p>
+      <w:r>
+        <w:t>text</w:t>
+      </w:r>
+    </w:p>
+    <w:p>
+      <w:r>
+        <w:t>https://rhino-ram.YOUR_DOMAIN.com/ram</w:t>
+      </w:r>
+    </w:p>
+    <w:p>
+      <w:r>
+        <w:t>(Cloudflare provides TLS automatically.)</w:t>
+      </w:r>
+    </w:p>
+    <w:p>
+      <w:pPr>
+        <w:rPr>
+          <w:b/>
+          <w:bCs/>
+        </w:rPr>
+      </w:pPr>
+      <w:r>
+        <w:rPr>
+          <w:b/>
+          <w:bCs/>
+        </w:rPr>
+        <w:t>6. Point your Streamlit cloud app to this public URL</w:t>
+      </w:r>
+    </w:p>
+    <w:p>
+      <w:r>
+        <w:t>In utils/health.py:</w:t>
+      </w:r>
+    </w:p>
+    <w:p>
+      <w:r>
+        <w:t>python</w:t>
+      </w:r>
+    </w:p>
+    <w:p>
+      <w:r>
+        <w:t>def host_ram_monitor(base_url: str = "https://rhino-ram.YOUR_DOMAIN.com"):</w:t>
+      </w:r>
+    </w:p>
+    <w:p>
+      <w:r>
+        <w:t xml:space="preserve">    try:</w:t>
+      </w:r>
+    </w:p>
+    <w:p>
+      <w:r>
+        <w:t xml:space="preserve">        resp = requests.get(f"{base_url}/ram", timeout=3)</w:t>
+      </w:r>
+    </w:p>
+    <w:p>
+      <w:r>
+        <w:t xml:space="preserve">        resp.raise_for_status()</w:t>
+      </w:r>
+    </w:p>
+    <w:p>
+      <w:r>
+        <w:t xml:space="preserve">        data = resp.json()</w:t>
+      </w:r>
+    </w:p>
+    <w:p>
+      <w:r>
+        <w:t xml:space="preserve">        return {</w:t>
+      </w:r>
+    </w:p>
+    <w:p>
+      <w:r>
+        <w:t xml:space="preserve">            "total_gb": data.get("total_gb"),</w:t>
+      </w:r>
+    </w:p>
+    <w:p>
+      <w:r>
+        <w:t xml:space="preserve">            "used_gb": data.get("used_gb"),</w:t>
+      </w:r>
+    </w:p>
+    <w:p>
+      <w:r>
+        <w:t xml:space="preserve">            "free_gb": data.get("free_gb"),</w:t>
+      </w:r>
+    </w:p>
+    <w:p>
+      <w:r>
+        <w:lastRenderedPageBreak/>
+        <w:t xml:space="preserve">        }</w:t>
+      </w:r>
+    </w:p>
+    <w:p>
+      <w:r>
+        <w:t xml:space="preserve">    except Exception as e:</w:t>
+      </w:r>
+    </w:p>
+    <w:p>
+      <w:r>
+        <w:t xml:space="preserve">        return {</w:t>
+      </w:r>
+    </w:p>
+    <w:p>
+      <w:r>
+        <w:t xml:space="preserve">            "error": str(e),</w:t>
+      </w:r>
+    </w:p>
+    <w:p>
+      <w:r>
+        <w:t xml:space="preserve">            "total_gb": None,</w:t>
+      </w:r>
+    </w:p>
+    <w:p>
+      <w:r>
+        <w:t xml:space="preserve">            "used_gb": None,</w:t>
+      </w:r>
+    </w:p>
+    <w:p>
+      <w:r>
+        <w:t xml:space="preserve">            "free_gb": None,</w:t>
+      </w:r>
+    </w:p>
+    <w:p>
+      <w:r>
+        <w:t xml:space="preserve">        }</w:t>
+      </w:r>
+    </w:p>
+    <w:p>
+      <w:r>
+        <w:t>No LAN IPs, no 192.168.x.x—just the Cloudflare hostname.</w:t>
+      </w:r>
+    </w:p>
+    <w:p>
+      <w:pPr>
+        <w:rPr>
+          <w:b/>
+          <w:bCs/>
+        </w:rPr>
+      </w:pPr>
+      <w:r>
+        <w:rPr>
+          <w:b/>
+          <w:bCs/>
+        </w:rPr>
+        <w:t>7. Safety notes (you’re good here)</w:t>
+      </w:r>
+    </w:p>
+    <w:p>
+      <w:pPr>
+        <w:numPr>
+          <w:ilvl w:val="0"/>
+          <w:numId w:val="12"/>
+        </w:numPr>
+      </w:pPr>
+      <w:r>
+        <w:t>Cloudflare terminates TLS and forwards plain HTTP only inside your LAN.</w:t>
+      </w:r>
+    </w:p>
+    <w:p>
+      <w:pPr>
+        <w:numPr>
+          <w:ilvl w:val="0"/>
+          <w:numId w:val="12"/>
+        </w:numPr>
+      </w:pPr>
+      <w:r>
+        <w:t>You can restrict access further with:</w:t>
+      </w:r>
+    </w:p>
+    <w:p>
+      <w:pPr>
+        <w:numPr>
+          <w:ilvl w:val="1"/>
+          <w:numId w:val="12"/>
+        </w:numPr>
+      </w:pPr>
+      <w:r>
+        <w:t>Cloudflare Access (Zero Trust)</w:t>
+      </w:r>
+    </w:p>
+    <w:p>
+      <w:pPr>
+        <w:numPr>
+          <w:ilvl w:val="1"/>
+          <w:numId w:val="12"/>
+        </w:numPr>
+      </w:pPr>
+      <w:r>
+        <w:t>IP allowlists</w:t>
+      </w:r>
+    </w:p>
+    <w:p>
+      <w:pPr>
+        <w:numPr>
+          <w:ilvl w:val="1"/>
+          <w:numId w:val="12"/>
+        </w:numPr>
+      </w:pPr>
+      <w:r>
+        <w:t>Auth tokens in the RAM API</w:t>
+      </w:r>
+    </w:p>
+    <w:p>
+      <w:r>
+        <w:t>If you want, next step can be: add a simple token check in /ram so only your admin panel can call it.</w:t>
+      </w:r>
+    </w:p>
+    <w:p/>
     <w:sectPr>
       <w:pgSz w:w="12240" w:h="15840"/>
       <w:pgMar w:top="1440" w:right="1440" w:bottom="1440" w:left="1440" w:header="720" w:footer="720" w:gutter="0"/>
@@ -6202,6 +6938,155 @@
     </w:lvl>
   </w:abstractNum>
   <w:abstractNum w:abstractNumId="1" w15:restartNumberingAfterBreak="0">
+    <w:nsid w:val="19A22130"/>
+    <w:multiLevelType w:val="multilevel"/>
+    <w:tmpl w:val="A9849940"/>
+    <w:lvl w:ilvl="0">
+      <w:start w:val="1"/>
+      <w:numFmt w:val="bullet"/>
+      <w:lvlText w:val=""/>
+      <w:lvlJc w:val="left"/>
+      <w:pPr>
+        <w:tabs>
+          <w:tab w:val="num" w:pos="720"/>
+        </w:tabs>
+        <w:ind w:left="720" w:hanging="360"/>
+      </w:pPr>
+      <w:rPr>
+        <w:rFonts w:ascii="Symbol" w:hAnsi="Symbol" w:hint="default"/>
+        <w:sz w:val="20"/>
+      </w:rPr>
+    </w:lvl>
+    <w:lvl w:ilvl="1">
+      <w:start w:val="1"/>
+      <w:numFmt w:val="bullet"/>
+      <w:lvlText w:val="o"/>
+      <w:lvlJc w:val="left"/>
+      <w:pPr>
+        <w:tabs>
+          <w:tab w:val="num" w:pos="1440"/>
+        </w:tabs>
+        <w:ind w:left="1440" w:hanging="360"/>
+      </w:pPr>
+      <w:rPr>
+        <w:rFonts w:ascii="Courier New" w:hAnsi="Courier New" w:hint="default"/>
+        <w:sz w:val="20"/>
+      </w:rPr>
+    </w:lvl>
+    <w:lvl w:ilvl="2" w:tentative="1">
+      <w:start w:val="1"/>
+      <w:numFmt w:val="bullet"/>
+      <w:lvlText w:val=""/>
+      <w:lvlJc w:val="left"/>
+      <w:pPr>
+        <w:tabs>
+          <w:tab w:val="num" w:pos="2160"/>
+        </w:tabs>
+        <w:ind w:left="2160" w:hanging="360"/>
+      </w:pPr>
+      <w:rPr>
+        <w:rFonts w:ascii="Wingdings" w:hAnsi="Wingdings" w:hint="default"/>
+        <w:sz w:val="20"/>
+      </w:rPr>
+    </w:lvl>
+    <w:lvl w:ilvl="3" w:tentative="1">
+      <w:start w:val="1"/>
+      <w:numFmt w:val="bullet"/>
+      <w:lvlText w:val=""/>
+      <w:lvlJc w:val="left"/>
+      <w:pPr>
+        <w:tabs>
+          <w:tab w:val="num" w:pos="2880"/>
+        </w:tabs>
+        <w:ind w:left="2880" w:hanging="360"/>
+      </w:pPr>
+      <w:rPr>
+        <w:rFonts w:ascii="Wingdings" w:hAnsi="Wingdings" w:hint="default"/>
+        <w:sz w:val="20"/>
+      </w:rPr>
+    </w:lvl>
+    <w:lvl w:ilvl="4" w:tentative="1">
+      <w:start w:val="1"/>
+      <w:numFmt w:val="bullet"/>
+      <w:lvlText w:val=""/>
+      <w:lvlJc w:val="left"/>
+      <w:pPr>
+        <w:tabs>
+          <w:tab w:val="num" w:pos="3600"/>
+        </w:tabs>
+        <w:ind w:left="3600" w:hanging="360"/>
+      </w:pPr>
+      <w:rPr>
+        <w:rFonts w:ascii="Wingdings" w:hAnsi="Wingdings" w:hint="default"/>
+        <w:sz w:val="20"/>
+      </w:rPr>
+    </w:lvl>
+    <w:lvl w:ilvl="5" w:tentative="1">
+      <w:start w:val="1"/>
+      <w:numFmt w:val="bullet"/>
+      <w:lvlText w:val=""/>
+      <w:lvlJc w:val="left"/>
+      <w:pPr>
+        <w:tabs>
+          <w:tab w:val="num" w:pos="4320"/>
+        </w:tabs>
+        <w:ind w:left="4320" w:hanging="360"/>
+      </w:pPr>
+      <w:rPr>
+        <w:rFonts w:ascii="Wingdings" w:hAnsi="Wingdings" w:hint="default"/>
+        <w:sz w:val="20"/>
+      </w:rPr>
+    </w:lvl>
+    <w:lvl w:ilvl="6" w:tentative="1">
+      <w:start w:val="1"/>
+      <w:numFmt w:val="bullet"/>
+      <w:lvlText w:val=""/>
+      <w:lvlJc w:val="left"/>
+      <w:pPr>
+        <w:tabs>
+          <w:tab w:val="num" w:pos="5040"/>
+        </w:tabs>
+        <w:ind w:left="5040" w:hanging="360"/>
+      </w:pPr>
+      <w:rPr>
+        <w:rFonts w:ascii="Wingdings" w:hAnsi="Wingdings" w:hint="default"/>
+        <w:sz w:val="20"/>
+      </w:rPr>
+    </w:lvl>
+    <w:lvl w:ilvl="7" w:tentative="1">
+      <w:start w:val="1"/>
+      <w:numFmt w:val="bullet"/>
+      <w:lvlText w:val=""/>
+      <w:lvlJc w:val="left"/>
+      <w:pPr>
+        <w:tabs>
+          <w:tab w:val="num" w:pos="5760"/>
+        </w:tabs>
+        <w:ind w:left="5760" w:hanging="360"/>
+      </w:pPr>
+      <w:rPr>
+        <w:rFonts w:ascii="Wingdings" w:hAnsi="Wingdings" w:hint="default"/>
+        <w:sz w:val="20"/>
+      </w:rPr>
+    </w:lvl>
+    <w:lvl w:ilvl="8" w:tentative="1">
+      <w:start w:val="1"/>
+      <w:numFmt w:val="bullet"/>
+      <w:lvlText w:val=""/>
+      <w:lvlJc w:val="left"/>
+      <w:pPr>
+        <w:tabs>
+          <w:tab w:val="num" w:pos="6480"/>
+        </w:tabs>
+        <w:ind w:left="6480" w:hanging="360"/>
+      </w:pPr>
+      <w:rPr>
+        <w:rFonts w:ascii="Wingdings" w:hAnsi="Wingdings" w:hint="default"/>
+        <w:sz w:val="20"/>
+      </w:rPr>
+    </w:lvl>
+  </w:abstractNum>
+  <w:abstractNum w:abstractNumId="2" w15:restartNumberingAfterBreak="0">
     <w:nsid w:val="1A224B4F"/>
     <w:multiLevelType w:val="multilevel"/>
     <w:tmpl w:val="B6FC5B40"/>
@@ -6350,7 +7235,120 @@
       </w:rPr>
     </w:lvl>
   </w:abstractNum>
-  <w:abstractNum w:abstractNumId="2" w15:restartNumberingAfterBreak="0">
+  <w:abstractNum w:abstractNumId="3" w15:restartNumberingAfterBreak="0">
+    <w:nsid w:val="1DC96F07"/>
+    <w:multiLevelType w:val="multilevel"/>
+    <w:tmpl w:val="5DBE9F4A"/>
+    <w:lvl w:ilvl="0">
+      <w:start w:val="1"/>
+      <w:numFmt w:val="decimal"/>
+      <w:lvlText w:val="%1."/>
+      <w:lvlJc w:val="left"/>
+      <w:pPr>
+        <w:tabs>
+          <w:tab w:val="num" w:pos="720"/>
+        </w:tabs>
+        <w:ind w:left="720" w:hanging="360"/>
+      </w:pPr>
+    </w:lvl>
+    <w:lvl w:ilvl="1" w:tentative="1">
+      <w:start w:val="1"/>
+      <w:numFmt w:val="decimal"/>
+      <w:lvlText w:val="%2."/>
+      <w:lvlJc w:val="left"/>
+      <w:pPr>
+        <w:tabs>
+          <w:tab w:val="num" w:pos="1440"/>
+        </w:tabs>
+        <w:ind w:left="1440" w:hanging="360"/>
+      </w:pPr>
+    </w:lvl>
+    <w:lvl w:ilvl="2" w:tentative="1">
+      <w:start w:val="1"/>
+      <w:numFmt w:val="decimal"/>
+      <w:lvlText w:val="%3."/>
+      <w:lvlJc w:val="left"/>
+      <w:pPr>
+        <w:tabs>
+          <w:tab w:val="num" w:pos="2160"/>
+        </w:tabs>
+        <w:ind w:left="2160" w:hanging="360"/>
+      </w:pPr>
+    </w:lvl>
+    <w:lvl w:ilvl="3" w:tentative="1">
+      <w:start w:val="1"/>
+      <w:numFmt w:val="decimal"/>
+      <w:lvlText w:val="%4."/>
+      <w:lvlJc w:val="left"/>
+      <w:pPr>
+        <w:tabs>
+          <w:tab w:val="num" w:pos="2880"/>
+        </w:tabs>
+        <w:ind w:left="2880" w:hanging="360"/>
+      </w:pPr>
+    </w:lvl>
+    <w:lvl w:ilvl="4" w:tentative="1">
+      <w:start w:val="1"/>
+      <w:numFmt w:val="decimal"/>
+      <w:lvlText w:val="%5."/>
+      <w:lvlJc w:val="left"/>
+      <w:pPr>
+        <w:tabs>
+          <w:tab w:val="num" w:pos="3600"/>
+        </w:tabs>
+        <w:ind w:left="3600" w:hanging="360"/>
+      </w:pPr>
+    </w:lvl>
+    <w:lvl w:ilvl="5" w:tentative="1">
+      <w:start w:val="1"/>
+      <w:numFmt w:val="decimal"/>
+      <w:lvlText w:val="%6."/>
+      <w:lvlJc w:val="left"/>
+      <w:pPr>
+        <w:tabs>
+          <w:tab w:val="num" w:pos="4320"/>
+        </w:tabs>
+        <w:ind w:left="4320" w:hanging="360"/>
+      </w:pPr>
+    </w:lvl>
+    <w:lvl w:ilvl="6" w:tentative="1">
+      <w:start w:val="1"/>
+      <w:numFmt w:val="decimal"/>
+      <w:lvlText w:val="%7."/>
+      <w:lvlJc w:val="left"/>
+      <w:pPr>
+        <w:tabs>
+          <w:tab w:val="num" w:pos="5040"/>
+        </w:tabs>
+        <w:ind w:left="5040" w:hanging="360"/>
+      </w:pPr>
+    </w:lvl>
+    <w:lvl w:ilvl="7" w:tentative="1">
+      <w:start w:val="1"/>
+      <w:numFmt w:val="decimal"/>
+      <w:lvlText w:val="%8."/>
+      <w:lvlJc w:val="left"/>
+      <w:pPr>
+        <w:tabs>
+          <w:tab w:val="num" w:pos="5760"/>
+        </w:tabs>
+        <w:ind w:left="5760" w:hanging="360"/>
+      </w:pPr>
+    </w:lvl>
+    <w:lvl w:ilvl="8" w:tentative="1">
+      <w:start w:val="1"/>
+      <w:numFmt w:val="decimal"/>
+      <w:lvlText w:val="%9."/>
+      <w:lvlJc w:val="left"/>
+      <w:pPr>
+        <w:tabs>
+          <w:tab w:val="num" w:pos="6480"/>
+        </w:tabs>
+        <w:ind w:left="6480" w:hanging="360"/>
+      </w:pPr>
+    </w:lvl>
+  </w:abstractNum>
+  <w:abstractNum w:abstractNumId="4" w15:restartNumberingAfterBreak="0">
     <w:nsid w:val="28E1730B"/>
     <w:multiLevelType w:val="multilevel"/>
     <w:tmpl w:val="92345FD6"/>
@@ -6499,7 +7497,7 @@
       </w:rPr>
     </w:lvl>
   </w:abstractNum>
-  <w:abstractNum w:abstractNumId="3" w15:restartNumberingAfterBreak="0">
+  <w:abstractNum w:abstractNumId="5" w15:restartNumberingAfterBreak="0">
     <w:nsid w:val="365C379B"/>
     <w:multiLevelType w:val="multilevel"/>
     <w:tmpl w:val="E67A708E"/>
@@ -6648,7 +7646,7 @@
       </w:rPr>
     </w:lvl>
   </w:abstractNum>
-  <w:abstractNum w:abstractNumId="4" w15:restartNumberingAfterBreak="0">
+  <w:abstractNum w:abstractNumId="6" w15:restartNumberingAfterBreak="0">
     <w:nsid w:val="399246A5"/>
     <w:multiLevelType w:val="multilevel"/>
     <w:tmpl w:val="B8981CD6"/>
@@ -6797,7 +7795,156 @@
       </w:rPr>
     </w:lvl>
   </w:abstractNum>
-  <w:abstractNum w:abstractNumId="5" w15:restartNumberingAfterBreak="0">
+  <w:abstractNum w:abstractNumId="7" w15:restartNumberingAfterBreak="0">
+    <w:nsid w:val="64962D07"/>
+    <w:multiLevelType w:val="multilevel"/>
+    <w:tmpl w:val="29786636"/>
+    <w:lvl w:ilvl="0">
+      <w:start w:val="1"/>
+      <w:numFmt w:val="bullet"/>
+      <w:lvlText w:val=""/>
+      <w:lvlJc w:val="left"/>
+      <w:pPr>
+        <w:tabs>
+          <w:tab w:val="num" w:pos="720"/>
+        </w:tabs>
+        <w:ind w:left="720" w:hanging="360"/>
+      </w:pPr>
+      <w:rPr>
+        <w:rFonts w:ascii="Symbol" w:hAnsi="Symbol" w:hint="default"/>
+        <w:sz w:val="20"/>
+      </w:rPr>
+    </w:lvl>
+    <w:lvl w:ilvl="1" w:tentative="1">
+      <w:start w:val="1"/>
+      <w:numFmt w:val="bullet"/>
+      <w:lvlText w:val="o"/>
+      <w:lvlJc w:val="left"/>
+      <w:pPr>
+        <w:tabs>
+          <w:tab w:val="num" w:pos="1440"/>
+        </w:tabs>
+        <w:ind w:left="1440" w:hanging="360"/>
+      </w:pPr>
+      <w:rPr>
+        <w:rFonts w:ascii="Courier New" w:hAnsi="Courier New" w:hint="default"/>
+        <w:sz w:val="20"/>
+      </w:rPr>
+    </w:lvl>
+    <w:lvl w:ilvl="2" w:tentative="1">
+      <w:start w:val="1"/>
+      <w:numFmt w:val="bullet"/>
+      <w:lvlText w:val=""/>
+      <w:lvlJc w:val="left"/>
+      <w:pPr>
+        <w:tabs>
+          <w:tab w:val="num" w:pos="2160"/>
+        </w:tabs>
+        <w:ind w:left="2160" w:hanging="360"/>
+      </w:pPr>
+      <w:rPr>
+        <w:rFonts w:ascii="Wingdings" w:hAnsi="Wingdings" w:hint="default"/>
+        <w:sz w:val="20"/>
+      </w:rPr>
+    </w:lvl>
+    <w:lvl w:ilvl="3" w:tentative="1">
+      <w:start w:val="1"/>
+      <w:numFmt w:val="bullet"/>
+      <w:lvlText w:val=""/>
+      <w:lvlJc w:val="left"/>
+      <w:pPr>
+        <w:tabs>
+          <w:tab w:val="num" w:pos="2880"/>
+        </w:tabs>
+        <w:ind w:left="2880" w:hanging="360"/>
+      </w:pPr>
+      <w:rPr>
+        <w:rFonts w:ascii="Wingdings" w:hAnsi="Wingdings" w:hint="default"/>
+        <w:sz w:val="20"/>
+      </w:rPr>
+    </w:lvl>
+    <w:lvl w:ilvl="4" w:tentative="1">
+      <w:start w:val="1"/>
+      <w:numFmt w:val="bullet"/>
+      <w:lvlText w:val=""/>
+      <w:lvlJc w:val="left"/>
+      <w:pPr>
+        <w:tabs>
+          <w:tab w:val="num" w:pos="3600"/>
+        </w:tabs>
+        <w:ind w:left="3600" w:hanging="360"/>
+      </w:pPr>
+      <w:rPr>
+        <w:rFonts w:ascii="Wingdings" w:hAnsi="Wingdings" w:hint="default"/>
+        <w:sz w:val="20"/>
+      </w:rPr>
+    </w:lvl>
+    <w:lvl w:ilvl="5" w:tentative="1">
+      <w:start w:val="1"/>
+      <w:numFmt w:val="bullet"/>
+      <w:lvlText w:val=""/>
+      <w:lvlJc w:val="left"/>
+      <w:pPr>
+        <w:tabs>
+          <w:tab w:val="num" w:pos="4320"/>
+        </w:tabs>
+        <w:ind w:left="4320" w:hanging="360"/>
+      </w:pPr>
+      <w:rPr>
+        <w:rFonts w:ascii="Wingdings" w:hAnsi="Wingdings" w:hint="default"/>
+        <w:sz w:val="20"/>
+      </w:rPr>
+    </w:lvl>
+    <w:lvl w:ilvl="6" w:tentative="1">
+      <w:start w:val="1"/>
+      <w:numFmt w:val="bullet"/>
+      <w:lvlText w:val=""/>
+      <w:lvlJc w:val="left"/>
+      <w:pPr>
+        <w:tabs>
+          <w:tab w:val="num" w:pos="5040"/>
+        </w:tabs>
+        <w:ind w:left="5040" w:hanging="360"/>
+      </w:pPr>
+      <w:rPr>
+        <w:rFonts w:ascii="Wingdings" w:hAnsi="Wingdings" w:hint="default"/>
+        <w:sz w:val="20"/>
+      </w:rPr>
+    </w:lvl>
+    <w:lvl w:ilvl="7" w:tentative="1">
+      <w:start w:val="1"/>
+      <w:numFmt w:val="bullet"/>
+      <w:lvlText w:val=""/>
+      <w:lvlJc w:val="left"/>
+      <w:pPr>
+        <w:tabs>
+          <w:tab w:val="num" w:pos="5760"/>
+        </w:tabs>
+        <w:ind w:left="5760" w:hanging="360"/>
+      </w:pPr>
+      <w:rPr>
+        <w:rFonts w:ascii="Wingdings" w:hAnsi="Wingdings" w:hint="default"/>
+        <w:sz w:val="20"/>
+      </w:rPr>
+    </w:lvl>
+    <w:lvl w:ilvl="8" w:tentative="1">
+      <w:start w:val="1"/>
+      <w:numFmt w:val="bullet"/>
+      <w:lvlText w:val=""/>
+      <w:lvlJc w:val="left"/>
+      <w:pPr>
+        <w:tabs>
+          <w:tab w:val="num" w:pos="6480"/>
+        </w:tabs>
+        <w:ind w:left="6480" w:hanging="360"/>
+      </w:pPr>
+      <w:rPr>
+        <w:rFonts w:ascii="Wingdings" w:hAnsi="Wingdings" w:hint="default"/>
+        <w:sz w:val="20"/>
+      </w:rPr>
+    </w:lvl>
+  </w:abstractNum>
+  <w:abstractNum w:abstractNumId="8" w15:restartNumberingAfterBreak="0">
     <w:nsid w:val="68892994"/>
     <w:multiLevelType w:val="multilevel"/>
     <w:tmpl w:val="A1BAC802"/>
@@ -6946,7 +8093,156 @@
       </w:rPr>
     </w:lvl>
   </w:abstractNum>
-  <w:abstractNum w:abstractNumId="6" w15:restartNumberingAfterBreak="0">
+  <w:abstractNum w:abstractNumId="9" w15:restartNumberingAfterBreak="0">
+    <w:nsid w:val="6DA0670D"/>
+    <w:multiLevelType w:val="multilevel"/>
+    <w:tmpl w:val="6E2ADC76"/>
+    <w:lvl w:ilvl="0">
+      <w:start w:val="1"/>
+      <w:numFmt w:val="bullet"/>
+      <w:lvlText w:val=""/>
+      <w:lvlJc w:val="left"/>
+      <w:pPr>
+        <w:tabs>
+          <w:tab w:val="num" w:pos="720"/>
+        </w:tabs>
+        <w:ind w:left="720" w:hanging="360"/>
+      </w:pPr>
+      <w:rPr>
+        <w:rFonts w:ascii="Symbol" w:hAnsi="Symbol" w:hint="default"/>
+        <w:sz w:val="20"/>
+      </w:rPr>
+    </w:lvl>
+    <w:lvl w:ilvl="1" w:tentative="1">
+      <w:start w:val="1"/>
+      <w:numFmt w:val="bullet"/>
+      <w:lvlText w:val="o"/>
+      <w:lvlJc w:val="left"/>
+      <w:pPr>
+        <w:tabs>
+          <w:tab w:val="num" w:pos="1440"/>
+        </w:tabs>
+        <w:ind w:left="1440" w:hanging="360"/>
+      </w:pPr>
+      <w:rPr>
+        <w:rFonts w:ascii="Courier New" w:hAnsi="Courier New" w:hint="default"/>
+        <w:sz w:val="20"/>
+      </w:rPr>
+    </w:lvl>
+    <w:lvl w:ilvl="2" w:tentative="1">
+      <w:start w:val="1"/>
+      <w:numFmt w:val="bullet"/>
+      <w:lvlText w:val=""/>
+      <w:lvlJc w:val="left"/>
+      <w:pPr>
+        <w:tabs>
+          <w:tab w:val="num" w:pos="2160"/>
+        </w:tabs>
+        <w:ind w:left="2160" w:hanging="360"/>
+      </w:pPr>
+      <w:rPr>
+        <w:rFonts w:ascii="Wingdings" w:hAnsi="Wingdings" w:hint="default"/>
+        <w:sz w:val="20"/>
+      </w:rPr>
+    </w:lvl>
+    <w:lvl w:ilvl="3" w:tentative="1">
+      <w:start w:val="1"/>
+      <w:numFmt w:val="bullet"/>
+      <w:lvlText w:val=""/>
+      <w:lvlJc w:val="left"/>
+      <w:pPr>
+        <w:tabs>
+          <w:tab w:val="num" w:pos="2880"/>
+        </w:tabs>
+        <w:ind w:left="2880" w:hanging="360"/>
+      </w:pPr>
+      <w:rPr>
+        <w:rFonts w:ascii="Wingdings" w:hAnsi="Wingdings" w:hint="default"/>
+        <w:sz w:val="20"/>
+      </w:rPr>
+    </w:lvl>
+    <w:lvl w:ilvl="4" w:tentative="1">
+      <w:start w:val="1"/>
+      <w:numFmt w:val="bullet"/>
+      <w:lvlText w:val=""/>
+      <w:lvlJc w:val="left"/>
+      <w:pPr>
+        <w:tabs>
+          <w:tab w:val="num" w:pos="3600"/>
+        </w:tabs>
+        <w:ind w:left="3600" w:hanging="360"/>
+      </w:pPr>
+      <w:rPr>
+        <w:rFonts w:ascii="Wingdings" w:hAnsi="Wingdings" w:hint="default"/>
+        <w:sz w:val="20"/>
+      </w:rPr>
+    </w:lvl>
+    <w:lvl w:ilvl="5" w:tentative="1">
+      <w:start w:val="1"/>
+      <w:numFmt w:val="bullet"/>
+      <w:lvlText w:val=""/>
+      <w:lvlJc w:val="left"/>
+      <w:pPr>
+        <w:tabs>
+          <w:tab w:val="num" w:pos="4320"/>
+        </w:tabs>
+        <w:ind w:left="4320" w:hanging="360"/>
+      </w:pPr>
+      <w:rPr>
+        <w:rFonts w:ascii="Wingdings" w:hAnsi="Wingdings" w:hint="default"/>
+        <w:sz w:val="20"/>
+      </w:rPr>
+    </w:lvl>
+    <w:lvl w:ilvl="6" w:tentative="1">
+      <w:start w:val="1"/>
+      <w:numFmt w:val="bullet"/>
+      <w:lvlText w:val=""/>
+      <w:lvlJc w:val="left"/>
+      <w:pPr>
+        <w:tabs>
+          <w:tab w:val="num" w:pos="5040"/>
+        </w:tabs>
+        <w:ind w:left="5040" w:hanging="360"/>
+      </w:pPr>
+      <w:rPr>
+        <w:rFonts w:ascii="Wingdings" w:hAnsi="Wingdings" w:hint="default"/>
+        <w:sz w:val="20"/>
+      </w:rPr>
+    </w:lvl>
+    <w:lvl w:ilvl="7" w:tentative="1">
+      <w:start w:val="1"/>
+      <w:numFmt w:val="bullet"/>
+      <w:lvlText w:val=""/>
+      <w:lvlJc w:val="left"/>
+      <w:pPr>
+        <w:tabs>
+          <w:tab w:val="num" w:pos="5760"/>
+        </w:tabs>
+        <w:ind w:left="5760" w:hanging="360"/>
+      </w:pPr>
+      <w:rPr>
+        <w:rFonts w:ascii="Wingdings" w:hAnsi="Wingdings" w:hint="default"/>
+        <w:sz w:val="20"/>
+      </w:rPr>
+    </w:lvl>
+    <w:lvl w:ilvl="8" w:tentative="1">
+      <w:start w:val="1"/>
+      <w:numFmt w:val="bullet"/>
+      <w:lvlText w:val=""/>
+      <w:lvlJc w:val="left"/>
+      <w:pPr>
+        <w:tabs>
+          <w:tab w:val="num" w:pos="6480"/>
+        </w:tabs>
+        <w:ind w:left="6480" w:hanging="360"/>
+      </w:pPr>
+      <w:rPr>
+        <w:rFonts w:ascii="Wingdings" w:hAnsi="Wingdings" w:hint="default"/>
+        <w:sz w:val="20"/>
+      </w:rPr>
+    </w:lvl>
+  </w:abstractNum>
+  <w:abstractNum w:abstractNumId="10" w15:restartNumberingAfterBreak="0">
     <w:nsid w:val="6DEC3468"/>
     <w:multiLevelType w:val="multilevel"/>
     <w:tmpl w:val="4D2E528A"/>
@@ -7095,7 +8391,7 @@
       </w:rPr>
     </w:lvl>
   </w:abstractNum>
-  <w:abstractNum w:abstractNumId="7" w15:restartNumberingAfterBreak="0">
+  <w:abstractNum w:abstractNumId="11" w15:restartNumberingAfterBreak="0">
     <w:nsid w:val="6F3A4927"/>
     <w:multiLevelType w:val="multilevel"/>
     <w:tmpl w:val="47BEB896"/>
@@ -7245,28 +8541,40 @@
     </w:lvl>
   </w:abstractNum>
   <w:num w:numId="1" w16cid:durableId="1056317435">
-    <w:abstractNumId w:val="4"/>
+    <w:abstractNumId w:val="6"/>
   </w:num>
   <w:num w:numId="2" w16cid:durableId="1881043599">
     <w:abstractNumId w:val="0"/>
   </w:num>
   <w:num w:numId="3" w16cid:durableId="912934442">
+    <w:abstractNumId w:val="5"/>
+  </w:num>
+  <w:num w:numId="4" w16cid:durableId="1924491905">
+    <w:abstractNumId w:val="11"/>
+  </w:num>
+  <w:num w:numId="5" w16cid:durableId="1993756574">
+    <w:abstractNumId w:val="10"/>
+  </w:num>
+  <w:num w:numId="6" w16cid:durableId="344676188">
+    <w:abstractNumId w:val="4"/>
+  </w:num>
+  <w:num w:numId="7" w16cid:durableId="425808260">
+    <w:abstractNumId w:val="2"/>
+  </w:num>
+  <w:num w:numId="8" w16cid:durableId="943612182">
+    <w:abstractNumId w:val="8"/>
+  </w:num>
+  <w:num w:numId="9" w16cid:durableId="1633098460">
+    <w:abstractNumId w:val="7"/>
+  </w:num>
+  <w:num w:numId="10" w16cid:durableId="608271624">
     <w:abstractNumId w:val="3"/>
   </w:num>
-  <w:num w:numId="4" w16cid:durableId="1924491905">
-    <w:abstractNumId w:val="7"/>
+  <w:num w:numId="11" w16cid:durableId="562527227">
+    <w:abstractNumId w:val="9"/>
   </w:num>
-  <w:num w:numId="5" w16cid:durableId="1993756574">
-    <w:abstractNumId w:val="6"/>
-  </w:num>
-  <w:num w:numId="6" w16cid:durableId="344676188">
-    <w:abstractNumId w:val="2"/>
-  </w:num>
-  <w:num w:numId="7" w16cid:durableId="425808260">
+  <w:num w:numId="12" w16cid:durableId="1482843135">
     <w:abstractNumId w:val="1"/>
-  </w:num>
-  <w:num w:numId="8" w16cid:durableId="943612182">
-    <w:abstractNumId w:val="5"/>
   </w:num>
 </w:numbering>
 </file>
